--- a/docs-alaotra/rapport-alaotra.docx
+++ b/docs-alaotra/rapport-alaotra.docx
@@ -63,7 +63,7 @@
         <w:pStyle w:val="Date"/>
       </w:pPr>
       <w:r>
-        <w:t xml:space="preserve">2026-09-04</w:t>
+        <w:t xml:space="preserve">2026-09-19</w:t>
       </w:r>
     </w:p>
     <w:p xmlns:w="http://schemas.openxmlformats.org/wordprocessingml/2006/main" xmlns:r="http://schemas.openxmlformats.org/officeDocument/2006/relationships" xmlns:wp="http://schemas.openxmlformats.org/drawingml/2006/wordprocessingDrawing" xmlns:a="http://schemas.openxmlformats.org/drawingml/2006/main" xmlns:pic="http://schemas.openxmlformats.org/drawingml/2006/picture">
